--- a/companies/meridian-actuarial/Engagements/Martinez LLC/Meeting Minutes 2020-09-29 - Martinez LLC.docx
+++ b/companies/meridian-actuarial/Engagements/Martinez LLC/Meeting Minutes 2020-09-29 - Martinez LLC.docx
@@ -7,12 +7,12 @@
         <w:pStyle w:val="Heading1"/>
       </w:pPr>
       <w:r>
-        <w:t>Working Session: Claims Data and Trend</w:t>
+        <w:t>Working Session: Retiree Medical Valuation for Martinez LLC</w:t>
       </w:r>
     </w:p>
     <w:p>
       <w:r>
-        <w:t>Minutes recorded by Jennifer Vasquez. Subject: Martinez LLC retiree medical valuation, working session held at the client's request by telephone.</w:t>
+        <w:t>Date: September 29, 2020. Minutes recorded by Jennifer Vasquez.</w:t>
       </w:r>
     </w:p>
     <w:p>
@@ -20,7 +20,7 @@
         <w:pStyle w:val="Heading2"/>
       </w:pPr>
       <w:r>
-        <w:t>Attendees</w:t>
+        <w:t>Present</w:t>
       </w:r>
     </w:p>
     <w:p>
@@ -28,7 +28,7 @@
         <w:pStyle w:val="ListBullet"/>
       </w:pPr>
       <w:r>
-        <w:t>Jennifer Vasquez, Consulting Actuary</w:t>
+        <w:t>Jennifer Vasquez, Consulting Actuary, Meridian Actuarial Advisors (recording)</w:t>
       </w:r>
     </w:p>
     <w:p>
@@ -36,7 +36,7 @@
         <w:pStyle w:val="ListBullet"/>
       </w:pPr>
       <w:r>
-        <w:t>Jeffrey Ochoa, Actuarial Analyst</w:t>
+        <w:t>Jeffrey Ochoa, Actuarial Analyst, Meridian Actuarial Advisors</w:t>
       </w:r>
     </w:p>
     <w:p>
@@ -44,7 +44,7 @@
         <w:pStyle w:val="ListBullet"/>
       </w:pPr>
       <w:r>
-        <w:t>Amanda White, Actuarial Associate</w:t>
+        <w:t>Amanda White, Actuarial Associate, Meridian Actuarial Advisors</w:t>
       </w:r>
     </w:p>
     <w:p>
@@ -60,27 +60,71 @@
         <w:pStyle w:val="Heading2"/>
       </w:pPr>
       <w:r>
-        <w:t>Discussion</w:t>
+        <w:t>Purpose</w:t>
       </w:r>
     </w:p>
     <w:p>
       <w:r>
-        <w:t>Jeffrey Ochoa reported that the census reconciles. The retiree file agrees with the coverage records tier by tier, and the two discrepancies found earlier have been resolved as coding of a survivor benefit rather than as missing people. The eligible active population is reconciled subject to one open item: eleven employees have hire dates that predate the current payroll system and were carried over without service history. Ochoa was careful to separate the two halves of that: the count is a measurement and it is firm, while the service assumed for those eleven is a judgment we will have to document.</w:t>
+        <w:t>The session confirmed that the engagement can move from assembling data to setting assumptions. The census and plan documents are reconciled. No obligation figures were presented; it is too early for them.</w:t>
+      </w:r>
+    </w:p>
+    <w:p>
+      <w:pPr>
+        <w:pStyle w:val="Heading2"/>
+      </w:pPr>
+      <w:r>
+        <w:t>Data</w:t>
       </w:r>
     </w:p>
     <w:p>
       <w:r>
-        <w:t>Jason Wagner said the eleven are all long-service and that personnel files exist in some form. He will have someone look. If the files do not produce dates, we will assume service from the earliest evidence in the payroll extract, which understates it, and we will disclose that the assumption is conservative in a direction that reduces the obligation. Wagner asked what the effect would be. The honest answer is that on eleven people out of that population it is unlikely to be material, and we will show it rather than assert it.</w:t>
+        <w:t>Amanda White reported that the census and the plan documents reconcile to the client's own records within the tolerance set at the outset. The reconciliation was run at the grouping the client's system produces, so the two sets of figures meet directly. One coding question on a small group of early retirees resolved as a plan-eligibility distinction, not a data error, and it is documented in the working papers. Reliance on each file is logged against the date it was received and the person who supplied it.</w:t>
       </w:r>
     </w:p>
     <w:p>
       <w:r>
-        <w:t>The claims experience was the substance of the session. Three years of paid claims arrived, which is thin, and the year now in progress is not usable for a cost curve at all: utilization since the spring is plainly not typical, and nobody in the room believes it represents anything we should be projecting forward for thirty years. Amanda White has blended the two prior years and is testing the result against a published cost curve by age and tier. Where our data are credible we will use them; where they are not, we will use the published curve and disclose the reliance. That decision is mine and I will state the basis for it in the report.</w:t>
+        <w:t>One item remains open on the data. The final retiree contribution schedule has not arrived, and the current draft carries a placeholder for it. Amanda White will close that item once the client sends the adopted schedule. Nothing measured so far depends on it.</w:t>
+      </w:r>
+    </w:p>
+    <w:p>
+      <w:pPr>
+        <w:pStyle w:val="Heading2"/>
+      </w:pPr>
+      <w:r>
+        <w:t>Assumptions</w:t>
       </w:r>
     </w:p>
     <w:p>
       <w:r>
-        <w:t>On trend, I walked Wagner through why the assumption matters more here than any other input: it compounds over the life of the obligation, so a difference that looks small in the first year is not small by the end. I did not give him a number today. The company adopts the trend assumption on our recommendation, and the recommendation goes to Robert Lawrence before it goes to the board. Wagner asked whether the current year's experience should push the assumption down. It should not, and the reason is worth repeating: a year of deferred care is not a change in the long-term cost of care, and we should be at least as suspicious of a favorable anomaly as an unfavorable one.</w:t>
+        <w:t>Jeffrey Ochoa walked through the assumption basis the measurement requires. The discount rate, the health care cost trend, and the mortality basis were each discussed on their own footing. The group kept two categories apart: assumptions the accounting standard constrains, and assumptions that rest on judgment. That separation was treated as the backbone of the eventual report, since the two categories carry different weight when the firm signs its name.</w:t>
+      </w:r>
+    </w:p>
+    <w:p>
+      <w:r>
+        <w:t>The trend assumption drew the most discussion. Jeffrey Ochoa noted that the obligation is more sensitive to the health care cost trend than to any other single input, and that the report will show that sensitivity rather than bury it in a single figure. The mortality basis will use a published table with a recognized improvement scale, documented so the reader can see what was chosen and why. No values were settled at the session; they will be set and supported before the next meeting.</w:t>
+      </w:r>
+    </w:p>
+    <w:p>
+      <w:r>
+        <w:t>Jason Wagner confirmed the plan provisions in effect at the measurement date and the retiree contribution schedule as it currently stands. He noted that the board has discussed a change to the contribution structure but has not adopted it. The group agreed the valuation measures the plan as it stands, and that any amendment would be priced and measured separately.</w:t>
+      </w:r>
+    </w:p>
+    <w:p>
+      <w:r>
+        <w:t>Jennifer Vasquez set out which of management's questions the measurement will answer and which it will not. The obligation and its sensitivity to the trend assumption are answerable. A forecast of future contribution rates is not, and the report will say so plainly rather than imply a precision the work does not support.</w:t>
+      </w:r>
+    </w:p>
+    <w:p>
+      <w:pPr>
+        <w:pStyle w:val="Heading2"/>
+      </w:pPr>
+      <w:r>
+        <w:t>Schedule</w:t>
+      </w:r>
+    </w:p>
+    <w:p>
+      <w:r>
+        <w:t>The engagement is at roughly its midpoint and on the schedule set at the start. The data stretch is closing and the measurement stretch is opening. The one dependency that could move the timeline is the outstanding contribution schedule, and the group agreed it is not a concern yet.</w:t>
       </w:r>
     </w:p>
     <w:p>
@@ -112,7 +156,7 @@
               <w:rPr>
                 <w:b/>
               </w:rPr>
-              <w:t>Item</w:t>
+              <w:t>Action</w:t>
             </w:r>
           </w:p>
         </w:tc>
@@ -138,7 +182,7 @@
               <w:rPr>
                 <w:b/>
               </w:rPr>
-              <w:t>Due</w:t>
+              <w:t>Target</w:t>
             </w:r>
           </w:p>
         </w:tc>
@@ -150,7 +194,103 @@
           </w:tcPr>
           <w:p>
             <w:r>
-              <w:t>Search personnel files for hire dates on the eleven carried-over actives; confirm in writing if they cannot be produced</w:t>
+              <w:t>Finalize the reconciled census and close the eligibility coding question</w:t>
+            </w:r>
+          </w:p>
+        </w:tc>
+        <w:tc>
+          <w:tcPr>
+            <w:tcW w:type="dxa" w:w="2880"/>
+          </w:tcPr>
+          <w:p>
+            <w:r>
+              <w:t>Amanda White</w:t>
+            </w:r>
+          </w:p>
+        </w:tc>
+        <w:tc>
+          <w:tcPr>
+            <w:tcW w:type="dxa" w:w="2880"/>
+          </w:tcPr>
+          <w:p>
+            <w:r>
+              <w:t>Oct 9</w:t>
+            </w:r>
+          </w:p>
+        </w:tc>
+      </w:tr>
+      <w:tr>
+        <w:tc>
+          <w:tcPr>
+            <w:tcW w:type="dxa" w:w="2880"/>
+          </w:tcPr>
+          <w:p>
+            <w:r>
+              <w:t>Set the discount rate and trend basis with Jennifer Vasquez and document the support</w:t>
+            </w:r>
+          </w:p>
+        </w:tc>
+        <w:tc>
+          <w:tcPr>
+            <w:tcW w:type="dxa" w:w="2880"/>
+          </w:tcPr>
+          <w:p>
+            <w:r>
+              <w:t>Jeffrey Ochoa</w:t>
+            </w:r>
+          </w:p>
+        </w:tc>
+        <w:tc>
+          <w:tcPr>
+            <w:tcW w:type="dxa" w:w="2880"/>
+          </w:tcPr>
+          <w:p>
+            <w:r>
+              <w:t>Oct 16</w:t>
+            </w:r>
+          </w:p>
+        </w:tc>
+      </w:tr>
+      <w:tr>
+        <w:tc>
+          <w:tcPr>
+            <w:tcW w:type="dxa" w:w="2880"/>
+          </w:tcPr>
+          <w:p>
+            <w:r>
+              <w:t>Confirm which management questions the report will and will not answer</w:t>
+            </w:r>
+          </w:p>
+        </w:tc>
+        <w:tc>
+          <w:tcPr>
+            <w:tcW w:type="dxa" w:w="2880"/>
+          </w:tcPr>
+          <w:p>
+            <w:r>
+              <w:t>Jennifer Vasquez</w:t>
+            </w:r>
+          </w:p>
+        </w:tc>
+        <w:tc>
+          <w:tcPr>
+            <w:tcW w:type="dxa" w:w="2880"/>
+          </w:tcPr>
+          <w:p>
+            <w:r>
+              <w:t>Oct 12</w:t>
+            </w:r>
+          </w:p>
+        </w:tc>
+      </w:tr>
+      <w:tr>
+        <w:tc>
+          <w:tcPr>
+            <w:tcW w:type="dxa" w:w="2880"/>
+          </w:tcPr>
+          <w:p>
+            <w:r>
+              <w:t>Send the adopted plan document and the final contribution schedule</w:t>
             </w:r>
           </w:p>
         </w:tc>
@@ -170,135 +310,7 @@
           </w:tcPr>
           <w:p>
             <w:r>
-              <w:t>Before the cost development is locked</w:t>
-            </w:r>
-          </w:p>
-        </w:tc>
-      </w:tr>
-      <w:tr>
-        <w:tc>
-          <w:tcPr>
-            <w:tcW w:type="dxa" w:w="2880"/>
-          </w:tcPr>
-          <w:p>
-            <w:r>
-              <w:t>Finish the credibility test of blended claims against the published curve; document which tiers fall which way</w:t>
-            </w:r>
-          </w:p>
-        </w:tc>
-        <w:tc>
-          <w:tcPr>
-            <w:tcW w:type="dxa" w:w="2880"/>
-          </w:tcPr>
-          <w:p>
-            <w:r>
-              <w:t>Amanda White</w:t>
-            </w:r>
-          </w:p>
-        </w:tc>
-        <w:tc>
-          <w:tcPr>
-            <w:tcW w:type="dxa" w:w="2880"/>
-          </w:tcPr>
-          <w:p>
-            <w:r>
-              <w:t>Two weeks</w:t>
-            </w:r>
-          </w:p>
-        </w:tc>
-      </w:tr>
-      <w:tr>
-        <w:tc>
-          <w:tcPr>
-            <w:tcW w:type="dxa" w:w="2880"/>
-          </w:tcPr>
-          <w:p>
-            <w:r>
-              <w:t>Exclude the current year from the cost curve and write the basis for the exclusion into the working papers</w:t>
-            </w:r>
-          </w:p>
-        </w:tc>
-        <w:tc>
-          <w:tcPr>
-            <w:tcW w:type="dxa" w:w="2880"/>
-          </w:tcPr>
-          <w:p>
-            <w:r>
-              <w:t>Jeffrey Ochoa</w:t>
-            </w:r>
-          </w:p>
-        </w:tc>
-        <w:tc>
-          <w:tcPr>
-            <w:tcW w:type="dxa" w:w="2880"/>
-          </w:tcPr>
-          <w:p>
-            <w:r>
-              <w:t>With the cost development</w:t>
-            </w:r>
-          </w:p>
-        </w:tc>
-      </w:tr>
-      <w:tr>
-        <w:tc>
-          <w:tcPr>
-            <w:tcW w:type="dxa" w:w="2880"/>
-          </w:tcPr>
-          <w:p>
-            <w:r>
-              <w:t>Draft the trend recommendation and the alternatives to be shown alongside it</w:t>
-            </w:r>
-          </w:p>
-        </w:tc>
-        <w:tc>
-          <w:tcPr>
-            <w:tcW w:type="dxa" w:w="2880"/>
-          </w:tcPr>
-          <w:p>
-            <w:r>
-              <w:t>Jennifer Vasquez</w:t>
-            </w:r>
-          </w:p>
-        </w:tc>
-        <w:tc>
-          <w:tcPr>
-            <w:tcW w:type="dxa" w:w="2880"/>
-          </w:tcPr>
-          <w:p>
-            <w:r>
-              <w:t>For internal review before the next session</w:t>
-            </w:r>
-          </w:p>
-        </w:tc>
-      </w:tr>
-      <w:tr>
-        <w:tc>
-          <w:tcPr>
-            <w:tcW w:type="dxa" w:w="2880"/>
-          </w:tcPr>
-          <w:p>
-            <w:r>
-              <w:t>Confirm the retiree contribution schedule for the coming year, and whether the company has committed to any future schedule</w:t>
-            </w:r>
-          </w:p>
-        </w:tc>
-        <w:tc>
-          <w:tcPr>
-            <w:tcW w:type="dxa" w:w="2880"/>
-          </w:tcPr>
-          <w:p>
-            <w:r>
-              <w:t>Jason Wagner</w:t>
-            </w:r>
-          </w:p>
-        </w:tc>
-        <w:tc>
-          <w:tcPr>
-            <w:tcW w:type="dxa" w:w="2880"/>
-          </w:tcPr>
-          <w:p>
-            <w:r>
-              <w:t>Two weeks</w:t>
+              <w:t>Oct 7</w:t>
             </w:r>
           </w:p>
         </w:tc>
@@ -306,7 +318,7 @@
     </w:tbl>
     <w:p>
       <w:r>
-        <w:t>Next working session to be scheduled once the cost development is complete.</w:t>
+        <w:t>The next session will review the first obligation figures once the assumptions are set.</w:t>
       </w:r>
     </w:p>
     <w:sectPr>
